--- a/lessons/6-5/downloads/reveal/teacher/6.5-prerequisite-practice-answer-key.docx
+++ b/lessons/6-5/downloads/reveal/teacher/6.5-prerequisite-practice-answer-key.docx
@@ -13,7 +13,7 @@
           <w:caps/>
           <w:color w:val="003A70"/>
           <w:spacing w:val="12"/>
-          <w:sz w:val="19"/>
+          <w:sz w:val="22"/>
           <w:szCs w:val="19"/>
         </w:rPr>
         <w:t xml:space="preserve">Lesson 6-5  ·  Prerequisite Practice  ·  Answer Key</w:t>
@@ -21,6 +21,7 @@
     </w:p>
     <w:p>
       <w:pPr>
+        <w:pStyle w:val="Heading1"/>
         <w:spacing w:before="0" w:after="10" w:line="240" w:lineRule="auto"/>
       </w:pPr>
       <w:r>
@@ -45,7 +46,7 @@
         <w:rPr>
           <w:rFonts w:ascii="Avenir Next" w:hAnsi="Avenir Next" w:cs="Avenir Next" w:eastAsia="Avenir Next"/>
           <w:color w:val="5A5F66"/>
-          <w:sz w:val="17"/>
+          <w:sz w:val="22"/>
           <w:szCs w:val="17"/>
         </w:rPr>
         <w:t xml:space="preserve">Teacher use. Each sheet practices two earlier skills the session depends on. Step-frame answers are shown in order.</w:t>
@@ -85,6 +86,7 @@
           </w:tcPr>
           <w:p>
             <w:pPr>
+              <w:pStyle w:val="Heading2"/>
               <w:keepNext/>
               <w:pBdr>
                 <w:bottom w:val="single" w:sz="8" w:space="3" w:color="003A70"/>
@@ -100,7 +102,7 @@
                 <w:b/>
                 <w:color w:val="003A70"/>
                 <w:spacing w:val="14"/>
-                <w:sz w:val="19"/>
+                <w:sz w:val="22"/>
                 <w:szCs w:val="19"/>
               </w:rPr>
               <w:t xml:space="preserve">SESSION 1  ·  PRACTICE A</w:t>
@@ -119,7 +121,7 @@
                 <w:rFonts w:ascii="Avenir Next" w:hAnsi="Avenir Next" w:cs="Avenir Next" w:eastAsia="Avenir Next"/>
                 <w:i/>
                 <w:color w:val="5A5F66"/>
-                <w:sz w:val="17"/>
+                <w:sz w:val="22"/>
                 <w:szCs w:val="17"/>
               </w:rPr>
               <w:t xml:space="preserve">Match Words to Operations · Write Equal Groups as Multiplication</w:t>
@@ -138,7 +140,7 @@
                 <w:rFonts w:ascii="Avenir Next" w:hAnsi="Avenir Next" w:cs="Avenir Next" w:eastAsia="Avenir Next"/>
                 <w:b/>
                 <w:color w:val="1A1A1A"/>
-                <w:sz w:val="17"/>
+                <w:sz w:val="22"/>
                 <w:szCs w:val="17"/>
               </w:rPr>
               <w:t xml:space="preserve">1.</w:t>
@@ -156,7 +158,7 @@
               <w:rPr>
                 <w:rFonts w:ascii="Avenir Next" w:hAnsi="Avenir Next" w:cs="Avenir Next" w:eastAsia="Avenir Next"/>
                 <w:color w:val="1A1A1A"/>
-                <w:sz w:val="17"/>
+                <w:sz w:val="22"/>
                 <w:szCs w:val="17"/>
               </w:rPr>
               <w:t xml:space="preserve">Step 1: less   Step 2: −   Step 3: 10 − 4</w:t>
@@ -175,7 +177,7 @@
                 <w:rFonts w:ascii="Avenir Next" w:hAnsi="Avenir Next" w:cs="Avenir Next" w:eastAsia="Avenir Next"/>
                 <w:b/>
                 <w:color w:val="1A1A1A"/>
-                <w:sz w:val="17"/>
+                <w:sz w:val="22"/>
                 <w:szCs w:val="17"/>
               </w:rPr>
               <w:t xml:space="preserve">2.</w:t>
@@ -193,7 +195,7 @@
               <w:rPr>
                 <w:rFonts w:ascii="Avenir Next" w:hAnsi="Avenir Next" w:cs="Avenir Next" w:eastAsia="Avenir Next"/>
                 <w:color w:val="1A1A1A"/>
-                <w:sz w:val="17"/>
+                <w:sz w:val="22"/>
                 <w:szCs w:val="17"/>
               </w:rPr>
               <w:t xml:space="preserve">Step 1: times   Step 2: ×   Step 3: 6 × 3</w:t>
@@ -212,7 +214,7 @@
                 <w:rFonts w:ascii="Avenir Next" w:hAnsi="Avenir Next" w:cs="Avenir Next" w:eastAsia="Avenir Next"/>
                 <w:b/>
                 <w:color w:val="1A1A1A"/>
-                <w:sz w:val="17"/>
+                <w:sz w:val="22"/>
                 <w:szCs w:val="17"/>
               </w:rPr>
               <w:t xml:space="preserve">3.</w:t>
@@ -230,7 +232,7 @@
               <w:rPr>
                 <w:rFonts w:ascii="Avenir Next" w:hAnsi="Avenir Next" w:cs="Avenir Next" w:eastAsia="Avenir Next"/>
                 <w:color w:val="1A1A1A"/>
-                <w:sz w:val="17"/>
+                <w:sz w:val="22"/>
                 <w:szCs w:val="17"/>
               </w:rPr>
               <w:t xml:space="preserve">a. 2 + 9  b. 15 − 8  c. 5 × 4  d. 20 ÷ 5  e. 11 + 3  f. 7 × 3</w:t>
@@ -249,7 +251,7 @@
                 <w:rFonts w:ascii="Avenir Next" w:hAnsi="Avenir Next" w:cs="Avenir Next" w:eastAsia="Avenir Next"/>
                 <w:b/>
                 <w:color w:val="1A1A1A"/>
-                <w:sz w:val="17"/>
+                <w:sz w:val="22"/>
                 <w:szCs w:val="17"/>
               </w:rPr>
               <w:t xml:space="preserve">4.</w:t>
@@ -267,7 +269,7 @@
               <w:rPr>
                 <w:rFonts w:ascii="Avenir Next" w:hAnsi="Avenir Next" w:cs="Avenir Next" w:eastAsia="Avenir Next"/>
                 <w:color w:val="1A1A1A"/>
-                <w:sz w:val="17"/>
+                <w:sz w:val="22"/>
                 <w:szCs w:val="17"/>
               </w:rPr>
               <w:t xml:space="preserve">Step 1: 5   Step 2: 6   Step 3: 5 × 6 = 30</w:t>
@@ -286,7 +288,7 @@
                 <w:rFonts w:ascii="Avenir Next" w:hAnsi="Avenir Next" w:cs="Avenir Next" w:eastAsia="Avenir Next"/>
                 <w:b/>
                 <w:color w:val="1A1A1A"/>
-                <w:sz w:val="17"/>
+                <w:sz w:val="22"/>
                 <w:szCs w:val="17"/>
               </w:rPr>
               <w:t xml:space="preserve">5.</w:t>
@@ -304,7 +306,7 @@
               <w:rPr>
                 <w:rFonts w:ascii="Avenir Next" w:hAnsi="Avenir Next" w:cs="Avenir Next" w:eastAsia="Avenir Next"/>
                 <w:color w:val="1A1A1A"/>
-                <w:sz w:val="17"/>
+                <w:sz w:val="22"/>
                 <w:szCs w:val="17"/>
               </w:rPr>
               <w:t xml:space="preserve">Step 1: 4   Step 2: 8   Step 3: 4 × 8 = 32 dollars</w:t>
@@ -323,7 +325,7 @@
                 <w:rFonts w:ascii="Avenir Next" w:hAnsi="Avenir Next" w:cs="Avenir Next" w:eastAsia="Avenir Next"/>
                 <w:b/>
                 <w:color w:val="1A1A1A"/>
-                <w:sz w:val="17"/>
+                <w:sz w:val="22"/>
                 <w:szCs w:val="17"/>
               </w:rPr>
               <w:t xml:space="preserve">6.</w:t>
@@ -341,7 +343,7 @@
               <w:rPr>
                 <w:rFonts w:ascii="Avenir Next" w:hAnsi="Avenir Next" w:cs="Avenir Next" w:eastAsia="Avenir Next"/>
                 <w:color w:val="1A1A1A"/>
-                <w:sz w:val="17"/>
+                <w:sz w:val="22"/>
                 <w:szCs w:val="17"/>
               </w:rPr>
               <w:t xml:space="preserve">a. 2 × 9 = 18  b. 7 × 4 = 28  c. 6 × 5 = 30  d. 3 × 12 = 36</w:t>
@@ -360,7 +362,7 @@
                 <w:rFonts w:ascii="Avenir Next" w:hAnsi="Avenir Next" w:cs="Avenir Next" w:eastAsia="Avenir Next"/>
                 <w:b/>
                 <w:color w:val="1A1A1A"/>
-                <w:sz w:val="17"/>
+                <w:sz w:val="22"/>
                 <w:szCs w:val="17"/>
               </w:rPr>
               <w:t xml:space="preserve">7.</w:t>
@@ -379,7 +381,7 @@
                 <w:rFonts w:ascii="Avenir Next" w:hAnsi="Avenir Next" w:cs="Avenir Next" w:eastAsia="Avenir Next"/>
                 <w:b/>
                 <w:color w:val="1A1A1A"/>
-                <w:sz w:val="17"/>
+                <w:sz w:val="22"/>
                 <w:szCs w:val="17"/>
               </w:rPr>
               <w:t xml:space="preserve">B</w:t>
@@ -388,7 +390,7 @@
               <w:rPr>
                 <w:rFonts w:ascii="Avenir Next" w:hAnsi="Avenir Next" w:cs="Avenir Next" w:eastAsia="Avenir Next"/>
                 <w:color w:val="1A1A1A"/>
-                <w:sz w:val="17"/>
+                <w:sz w:val="22"/>
                 <w:szCs w:val="17"/>
               </w:rPr>
               <w:t xml:space="preserve">  (5 × 8)</w:t>
@@ -402,6 +404,7 @@
           </w:tcPr>
           <w:p>
             <w:pPr>
+              <w:pStyle w:val="Heading2"/>
               <w:keepNext/>
               <w:pBdr>
                 <w:bottom w:val="single" w:sz="8" w:space="3" w:color="003A70"/>
@@ -417,7 +420,7 @@
                 <w:b/>
                 <w:color w:val="003A70"/>
                 <w:spacing w:val="14"/>
-                <w:sz w:val="19"/>
+                <w:sz w:val="22"/>
                 <w:szCs w:val="19"/>
               </w:rPr>
               <w:t xml:space="preserve">SESSION 1  ·  PRACTICE B</w:t>
@@ -436,7 +439,7 @@
                 <w:rFonts w:ascii="Avenir Next" w:hAnsi="Avenir Next" w:cs="Avenir Next" w:eastAsia="Avenir Next"/>
                 <w:i/>
                 <w:color w:val="5A5F66"/>
-                <w:sz w:val="17"/>
+                <w:sz w:val="22"/>
                 <w:szCs w:val="17"/>
               </w:rPr>
               <w:t xml:space="preserve">Write Numerical Expressions · Write × and ÷ Other Ways</w:t>
@@ -455,7 +458,7 @@
                 <w:rFonts w:ascii="Avenir Next" w:hAnsi="Avenir Next" w:cs="Avenir Next" w:eastAsia="Avenir Next"/>
                 <w:b/>
                 <w:color w:val="1A1A1A"/>
-                <w:sz w:val="17"/>
+                <w:sz w:val="22"/>
                 <w:szCs w:val="17"/>
               </w:rPr>
               <w:t xml:space="preserve">1.</w:t>
@@ -473,7 +476,7 @@
               <w:rPr>
                 <w:rFonts w:ascii="Avenir Next" w:hAnsi="Avenir Next" w:cs="Avenir Next" w:eastAsia="Avenir Next"/>
                 <w:color w:val="1A1A1A"/>
-                <w:sz w:val="17"/>
+                <w:sz w:val="22"/>
                 <w:szCs w:val="17"/>
               </w:rPr>
               <w:t xml:space="preserve">Step 1: 9 × 3   Step 2: 5   Step 3: 9 × 3 + 5 (= 32)</w:t>
@@ -492,7 +495,7 @@
                 <w:rFonts w:ascii="Avenir Next" w:hAnsi="Avenir Next" w:cs="Avenir Next" w:eastAsia="Avenir Next"/>
                 <w:b/>
                 <w:color w:val="1A1A1A"/>
-                <w:sz w:val="17"/>
+                <w:sz w:val="22"/>
                 <w:szCs w:val="17"/>
               </w:rPr>
               <w:t xml:space="preserve">2.</w:t>
@@ -510,7 +513,7 @@
               <w:rPr>
                 <w:rFonts w:ascii="Avenir Next" w:hAnsi="Avenir Next" w:cs="Avenir Next" w:eastAsia="Avenir Next"/>
                 <w:color w:val="1A1A1A"/>
-                <w:sz w:val="17"/>
+                <w:sz w:val="22"/>
                 <w:szCs w:val="17"/>
               </w:rPr>
               <w:t xml:space="preserve">Step 1: 2 × 17   Step 2: 40   Step 3: 2 × 17 + 40 (= 74)</w:t>
@@ -529,7 +532,7 @@
                 <w:rFonts w:ascii="Avenir Next" w:hAnsi="Avenir Next" w:cs="Avenir Next" w:eastAsia="Avenir Next"/>
                 <w:b/>
                 <w:color w:val="1A1A1A"/>
-                <w:sz w:val="17"/>
+                <w:sz w:val="22"/>
                 <w:szCs w:val="17"/>
               </w:rPr>
               <w:t xml:space="preserve">3.</w:t>
@@ -547,7 +550,7 @@
               <w:rPr>
                 <w:rFonts w:ascii="Avenir Next" w:hAnsi="Avenir Next" w:cs="Avenir Next" w:eastAsia="Avenir Next"/>
                 <w:color w:val="1A1A1A"/>
-                <w:sz w:val="17"/>
+                <w:sz w:val="22"/>
                 <w:szCs w:val="17"/>
               </w:rPr>
               <w:t xml:space="preserve">a. 3 × 8 + 25 = 49  b. 6 × 5 = 30  c. 7 × 4 + 2 = 30  d. 2 × 9 + 6 = 24</w:t>
@@ -566,7 +569,7 @@
                 <w:rFonts w:ascii="Avenir Next" w:hAnsi="Avenir Next" w:cs="Avenir Next" w:eastAsia="Avenir Next"/>
                 <w:b/>
                 <w:color w:val="1A1A1A"/>
-                <w:sz w:val="17"/>
+                <w:sz w:val="22"/>
                 <w:szCs w:val="17"/>
               </w:rPr>
               <w:t xml:space="preserve">4.</w:t>
@@ -584,7 +587,7 @@
               <w:rPr>
                 <w:rFonts w:ascii="Avenir Next" w:hAnsi="Avenir Next" w:cs="Avenir Next" w:eastAsia="Avenir Next"/>
                 <w:color w:val="1A1A1A"/>
-                <w:sz w:val="17"/>
+                <w:sz w:val="22"/>
                 <w:szCs w:val="17"/>
               </w:rPr>
               <w:t xml:space="preserve">Step 1: × and ÷   Step 2: 7y   Step 3: y/3</w:t>
@@ -603,7 +606,7 @@
                 <w:rFonts w:ascii="Avenir Next" w:hAnsi="Avenir Next" w:cs="Avenir Next" w:eastAsia="Avenir Next"/>
                 <w:b/>
                 <w:color w:val="1A1A1A"/>
-                <w:sz w:val="17"/>
+                <w:sz w:val="22"/>
                 <w:szCs w:val="17"/>
               </w:rPr>
               <w:t xml:space="preserve">5.</w:t>
@@ -621,7 +624,7 @@
               <w:rPr>
                 <w:rFonts w:ascii="Avenir Next" w:hAnsi="Avenir Next" w:cs="Avenir Next" w:eastAsia="Avenir Next"/>
                 <w:color w:val="1A1A1A"/>
-                <w:sz w:val="17"/>
+                <w:sz w:val="22"/>
                 <w:szCs w:val="17"/>
               </w:rPr>
               <w:t xml:space="preserve">Step 1: × and ÷   Step 2: 2w   Step 3: w/5</w:t>
@@ -640,7 +643,7 @@
                 <w:rFonts w:ascii="Avenir Next" w:hAnsi="Avenir Next" w:cs="Avenir Next" w:eastAsia="Avenir Next"/>
                 <w:b/>
                 <w:color w:val="1A1A1A"/>
-                <w:sz w:val="17"/>
+                <w:sz w:val="22"/>
                 <w:szCs w:val="17"/>
               </w:rPr>
               <w:t xml:space="preserve">6.</w:t>
@@ -658,7 +661,7 @@
               <w:rPr>
                 <w:rFonts w:ascii="Avenir Next" w:hAnsi="Avenir Next" w:cs="Avenir Next" w:eastAsia="Avenir Next"/>
                 <w:color w:val="1A1A1A"/>
-                <w:sz w:val="17"/>
+                <w:sz w:val="22"/>
                 <w:szCs w:val="17"/>
               </w:rPr>
               <w:t xml:space="preserve">a. 3a  b. b/4  c. 10m  d. k/8  e. 6t  f. x/2</w:t>
@@ -677,7 +680,7 @@
                 <w:rFonts w:ascii="Avenir Next" w:hAnsi="Avenir Next" w:cs="Avenir Next" w:eastAsia="Avenir Next"/>
                 <w:b/>
                 <w:color w:val="1A1A1A"/>
-                <w:sz w:val="17"/>
+                <w:sz w:val="22"/>
                 <w:szCs w:val="17"/>
               </w:rPr>
               <w:t xml:space="preserve">7.</w:t>
@@ -696,7 +699,7 @@
                 <w:rFonts w:ascii="Avenir Next" w:hAnsi="Avenir Next" w:cs="Avenir Next" w:eastAsia="Avenir Next"/>
                 <w:b/>
                 <w:color w:val="1A1A1A"/>
-                <w:sz w:val="17"/>
+                <w:sz w:val="22"/>
                 <w:szCs w:val="17"/>
               </w:rPr>
               <w:t xml:space="preserve">B</w:t>
@@ -705,7 +708,7 @@
               <w:rPr>
                 <w:rFonts w:ascii="Avenir Next" w:hAnsi="Avenir Next" w:cs="Avenir Next" w:eastAsia="Avenir Next"/>
                 <w:color w:val="1A1A1A"/>
-                <w:sz w:val="17"/>
+                <w:sz w:val="22"/>
                 <w:szCs w:val="17"/>
               </w:rPr>
               <w:t xml:space="preserve">  (</w:t>
@@ -715,7 +718,7 @@
                 <w:rFonts w:ascii="Avenir Next" w:hAnsi="Avenir Next" w:cs="Avenir Next" w:eastAsia="Avenir Next"/>
                 <w:i/>
                 <w:color w:val="1A1A1A"/>
-                <w:sz w:val="17"/>
+                <w:sz w:val="22"/>
                 <w:szCs w:val="17"/>
               </w:rPr>
               <w:t xml:space="preserve">w</w:t>
@@ -724,7 +727,7 @@
               <w:rPr>
                 <w:rFonts w:ascii="Avenir Next" w:hAnsi="Avenir Next" w:cs="Avenir Next" w:eastAsia="Avenir Next"/>
                 <w:color w:val="1A1A1A"/>
-                <w:sz w:val="17"/>
+                <w:sz w:val="22"/>
                 <w:szCs w:val="17"/>
               </w:rPr>
               <w:t xml:space="preserve">/3)</w:t>
@@ -772,6 +775,7 @@
           </w:tcPr>
           <w:p>
             <w:pPr>
+              <w:pStyle w:val="Heading2"/>
               <w:keepNext/>
               <w:pBdr>
                 <w:bottom w:val="single" w:sz="8" w:space="3" w:color="003A70"/>
@@ -787,7 +791,7 @@
                 <w:b/>
                 <w:color w:val="003A70"/>
                 <w:spacing w:val="14"/>
-                <w:sz w:val="19"/>
+                <w:sz w:val="22"/>
                 <w:szCs w:val="19"/>
               </w:rPr>
               <w:t xml:space="preserve">SESSION 2  ·  PRACTICE A</w:t>
@@ -806,7 +810,7 @@
                 <w:rFonts w:ascii="Avenir Next" w:hAnsi="Avenir Next" w:cs="Avenir Next" w:eastAsia="Avenir Next"/>
                 <w:i/>
                 <w:color w:val="5A5F66"/>
-                <w:sz w:val="17"/>
+                <w:sz w:val="22"/>
                 <w:szCs w:val="17"/>
               </w:rPr>
               <w:t xml:space="preserve">Use Order of Operations · Multiply by a One-Digit Number</w:t>
@@ -825,7 +829,7 @@
                 <w:rFonts w:ascii="Avenir Next" w:hAnsi="Avenir Next" w:cs="Avenir Next" w:eastAsia="Avenir Next"/>
                 <w:b/>
                 <w:color w:val="1A1A1A"/>
-                <w:sz w:val="17"/>
+                <w:sz w:val="22"/>
                 <w:szCs w:val="17"/>
               </w:rPr>
               <w:t xml:space="preserve">1.</w:t>
@@ -843,7 +847,7 @@
               <w:rPr>
                 <w:rFonts w:ascii="Avenir Next" w:hAnsi="Avenir Next" w:cs="Avenir Next" w:eastAsia="Avenir Next"/>
                 <w:color w:val="1A1A1A"/>
-                <w:sz w:val="17"/>
+                <w:sz w:val="22"/>
                 <w:szCs w:val="17"/>
               </w:rPr>
               <w:t xml:space="preserve">Step 1: 36   Step 2: 36   Step 3: 50</w:t>
@@ -862,7 +866,7 @@
                 <w:rFonts w:ascii="Avenir Next" w:hAnsi="Avenir Next" w:cs="Avenir Next" w:eastAsia="Avenir Next"/>
                 <w:b/>
                 <w:color w:val="1A1A1A"/>
-                <w:sz w:val="17"/>
+                <w:sz w:val="22"/>
                 <w:szCs w:val="17"/>
               </w:rPr>
               <w:t xml:space="preserve">2.</w:t>
@@ -880,7 +884,7 @@
               <w:rPr>
                 <w:rFonts w:ascii="Avenir Next" w:hAnsi="Avenir Next" w:cs="Avenir Next" w:eastAsia="Avenir Next"/>
                 <w:color w:val="1A1A1A"/>
-                <w:sz w:val="17"/>
+                <w:sz w:val="22"/>
                 <w:szCs w:val="17"/>
               </w:rPr>
               <w:t xml:space="preserve">Step 1: 6   Step 2: 6   Step 3: 19</w:t>
@@ -899,7 +903,7 @@
                 <w:rFonts w:ascii="Avenir Next" w:hAnsi="Avenir Next" w:cs="Avenir Next" w:eastAsia="Avenir Next"/>
                 <w:b/>
                 <w:color w:val="1A1A1A"/>
-                <w:sz w:val="17"/>
+                <w:sz w:val="22"/>
                 <w:szCs w:val="17"/>
               </w:rPr>
               <w:t xml:space="preserve">3.</w:t>
@@ -917,7 +921,7 @@
               <w:rPr>
                 <w:rFonts w:ascii="Avenir Next" w:hAnsi="Avenir Next" w:cs="Avenir Next" w:eastAsia="Avenir Next"/>
                 <w:color w:val="1A1A1A"/>
-                <w:sz w:val="17"/>
+                <w:sz w:val="22"/>
                 <w:szCs w:val="17"/>
               </w:rPr>
               <w:t xml:space="preserve">a. 33  b. 22  c. 23  d. 56  e. 32  f. 6</w:t>
@@ -936,7 +940,7 @@
                 <w:rFonts w:ascii="Avenir Next" w:hAnsi="Avenir Next" w:cs="Avenir Next" w:eastAsia="Avenir Next"/>
                 <w:b/>
                 <w:color w:val="1A1A1A"/>
-                <w:sz w:val="17"/>
+                <w:sz w:val="22"/>
                 <w:szCs w:val="17"/>
               </w:rPr>
               <w:t xml:space="preserve">4.</w:t>
@@ -954,7 +958,7 @@
               <w:rPr>
                 <w:rFonts w:ascii="Avenir Next" w:hAnsi="Avenir Next" w:cs="Avenir Next" w:eastAsia="Avenir Next"/>
                 <w:color w:val="1A1A1A"/>
-                <w:sz w:val="17"/>
+                <w:sz w:val="22"/>
                 <w:szCs w:val="17"/>
               </w:rPr>
               <w:t xml:space="preserve">Step 1: 5   Step 2: 60 and 15   Step 3: 75</w:t>
@@ -973,7 +977,7 @@
                 <w:rFonts w:ascii="Avenir Next" w:hAnsi="Avenir Next" w:cs="Avenir Next" w:eastAsia="Avenir Next"/>
                 <w:b/>
                 <w:color w:val="1A1A1A"/>
-                <w:sz w:val="17"/>
+                <w:sz w:val="22"/>
                 <w:szCs w:val="17"/>
               </w:rPr>
               <w:t xml:space="preserve">5.</w:t>
@@ -991,7 +995,7 @@
               <w:rPr>
                 <w:rFonts w:ascii="Avenir Next" w:hAnsi="Avenir Next" w:cs="Avenir Next" w:eastAsia="Avenir Next"/>
                 <w:color w:val="1A1A1A"/>
-                <w:sz w:val="17"/>
+                <w:sz w:val="22"/>
                 <w:szCs w:val="17"/>
               </w:rPr>
               <w:t xml:space="preserve">Step 1: 7   Step 2: 40 and 28   Step 3: 68</w:t>
@@ -1010,7 +1014,7 @@
                 <w:rFonts w:ascii="Avenir Next" w:hAnsi="Avenir Next" w:cs="Avenir Next" w:eastAsia="Avenir Next"/>
                 <w:b/>
                 <w:color w:val="1A1A1A"/>
-                <w:sz w:val="17"/>
+                <w:sz w:val="22"/>
                 <w:szCs w:val="17"/>
               </w:rPr>
               <w:t xml:space="preserve">6.</w:t>
@@ -1028,7 +1032,7 @@
               <w:rPr>
                 <w:rFonts w:ascii="Avenir Next" w:hAnsi="Avenir Next" w:cs="Avenir Next" w:eastAsia="Avenir Next"/>
                 <w:color w:val="1A1A1A"/>
-                <w:sz w:val="17"/>
+                <w:sz w:val="22"/>
                 <w:szCs w:val="17"/>
               </w:rPr>
               <w:t xml:space="preserve">a. 70  b. 69  c. 64  d. 90  e. 224  f. 114</w:t>
@@ -1047,7 +1051,7 @@
                 <w:rFonts w:ascii="Avenir Next" w:hAnsi="Avenir Next" w:cs="Avenir Next" w:eastAsia="Avenir Next"/>
                 <w:b/>
                 <w:color w:val="1A1A1A"/>
-                <w:sz w:val="17"/>
+                <w:sz w:val="22"/>
                 <w:szCs w:val="17"/>
               </w:rPr>
               <w:t xml:space="preserve">7.</w:t>
@@ -1066,7 +1070,7 @@
                 <w:rFonts w:ascii="Avenir Next" w:hAnsi="Avenir Next" w:cs="Avenir Next" w:eastAsia="Avenir Next"/>
                 <w:b/>
                 <w:color w:val="1A1A1A"/>
-                <w:sz w:val="17"/>
+                <w:sz w:val="22"/>
                 <w:szCs w:val="17"/>
               </w:rPr>
               <w:t xml:space="preserve">C</w:t>
@@ -1075,7 +1079,7 @@
               <w:rPr>
                 <w:rFonts w:ascii="Avenir Next" w:hAnsi="Avenir Next" w:cs="Avenir Next" w:eastAsia="Avenir Next"/>
                 <w:color w:val="1A1A1A"/>
-                <w:sz w:val="17"/>
+                <w:sz w:val="22"/>
                 <w:szCs w:val="17"/>
               </w:rPr>
               <w:t xml:space="preserve">  (92)</w:t>
@@ -1089,6 +1093,7 @@
           </w:tcPr>
           <w:p>
             <w:pPr>
+              <w:pStyle w:val="Heading2"/>
               <w:keepNext/>
               <w:pBdr>
                 <w:bottom w:val="single" w:sz="8" w:space="3" w:color="003A70"/>
@@ -1104,7 +1109,7 @@
                 <w:b/>
                 <w:color w:val="003A70"/>
                 <w:spacing w:val="14"/>
-                <w:sz w:val="19"/>
+                <w:sz w:val="22"/>
                 <w:szCs w:val="19"/>
               </w:rPr>
               <w:t xml:space="preserve">SESSION 2  ·  PRACTICE B</w:t>
@@ -1123,7 +1128,7 @@
                 <w:rFonts w:ascii="Avenir Next" w:hAnsi="Avenir Next" w:cs="Avenir Next" w:eastAsia="Avenir Next"/>
                 <w:i/>
                 <w:color w:val="5A5F66"/>
-                <w:sz w:val="17"/>
+                <w:sz w:val="22"/>
                 <w:szCs w:val="17"/>
               </w:rPr>
               <w:t xml:space="preserve">Write Algebraic Expressions · Order of Operations with Powers</w:t>
@@ -1142,7 +1147,7 @@
                 <w:rFonts w:ascii="Avenir Next" w:hAnsi="Avenir Next" w:cs="Avenir Next" w:eastAsia="Avenir Next"/>
                 <w:b/>
                 <w:color w:val="1A1A1A"/>
-                <w:sz w:val="17"/>
+                <w:sz w:val="22"/>
                 <w:szCs w:val="17"/>
               </w:rPr>
               <w:t xml:space="preserve">1.</w:t>
@@ -1160,7 +1165,7 @@
               <w:rPr>
                 <w:rFonts w:ascii="Avenir Next" w:hAnsi="Avenir Next" w:cs="Avenir Next" w:eastAsia="Avenir Next"/>
                 <w:color w:val="1A1A1A"/>
-                <w:sz w:val="17"/>
+                <w:sz w:val="22"/>
                 <w:szCs w:val="17"/>
               </w:rPr>
               <w:t xml:space="preserve">Step 1: 9r   Step 2: 14   Step 3: 9r + 14</w:t>
@@ -1179,7 +1184,7 @@
                 <w:rFonts w:ascii="Avenir Next" w:hAnsi="Avenir Next" w:cs="Avenir Next" w:eastAsia="Avenir Next"/>
                 <w:b/>
                 <w:color w:val="1A1A1A"/>
-                <w:sz w:val="17"/>
+                <w:sz w:val="22"/>
                 <w:szCs w:val="17"/>
               </w:rPr>
               <w:t xml:space="preserve">2.</w:t>
@@ -1197,7 +1202,7 @@
               <w:rPr>
                 <w:rFonts w:ascii="Avenir Next" w:hAnsi="Avenir Next" w:cs="Avenir Next" w:eastAsia="Avenir Next"/>
                 <w:color w:val="1A1A1A"/>
-                <w:sz w:val="17"/>
+                <w:sz w:val="22"/>
                 <w:szCs w:val="17"/>
               </w:rPr>
               <w:t xml:space="preserve">Step 1: 12g   Step 2: 20   Step 3: 12g + 20</w:t>
@@ -1216,7 +1221,7 @@
                 <w:rFonts w:ascii="Avenir Next" w:hAnsi="Avenir Next" w:cs="Avenir Next" w:eastAsia="Avenir Next"/>
                 <w:b/>
                 <w:color w:val="1A1A1A"/>
-                <w:sz w:val="17"/>
+                <w:sz w:val="22"/>
                 <w:szCs w:val="17"/>
               </w:rPr>
               <w:t xml:space="preserve">3.</w:t>
@@ -1234,7 +1239,7 @@
               <w:rPr>
                 <w:rFonts w:ascii="Avenir Next" w:hAnsi="Avenir Next" w:cs="Avenir Next" w:eastAsia="Avenir Next"/>
                 <w:color w:val="1A1A1A"/>
-                <w:sz w:val="17"/>
+                <w:sz w:val="22"/>
                 <w:szCs w:val="17"/>
               </w:rPr>
               <w:t xml:space="preserve">a. 6t + 3  b. 10d + 15  c. 5c − 20  d. 2k + 8</w:t>
@@ -1253,7 +1258,7 @@
                 <w:rFonts w:ascii="Avenir Next" w:hAnsi="Avenir Next" w:cs="Avenir Next" w:eastAsia="Avenir Next"/>
                 <w:b/>
                 <w:color w:val="1A1A1A"/>
-                <w:sz w:val="17"/>
+                <w:sz w:val="22"/>
                 <w:szCs w:val="17"/>
               </w:rPr>
               <w:t xml:space="preserve">4.</w:t>
@@ -1271,7 +1276,7 @@
               <w:rPr>
                 <w:rFonts w:ascii="Avenir Next" w:hAnsi="Avenir Next" w:cs="Avenir Next" w:eastAsia="Avenir Next"/>
                 <w:color w:val="1A1A1A"/>
-                <w:sz w:val="17"/>
+                <w:sz w:val="22"/>
                 <w:szCs w:val="17"/>
               </w:rPr>
               <w:t xml:space="preserve">Step 1: 16   Step 2: 32   Step 3: 33</w:t>
@@ -1290,7 +1295,7 @@
                 <w:rFonts w:ascii="Avenir Next" w:hAnsi="Avenir Next" w:cs="Avenir Next" w:eastAsia="Avenir Next"/>
                 <w:b/>
                 <w:color w:val="1A1A1A"/>
-                <w:sz w:val="17"/>
+                <w:sz w:val="22"/>
                 <w:szCs w:val="17"/>
               </w:rPr>
               <w:t xml:space="preserve">5.</w:t>
@@ -1308,7 +1313,7 @@
               <w:rPr>
                 <w:rFonts w:ascii="Avenir Next" w:hAnsi="Avenir Next" w:cs="Avenir Next" w:eastAsia="Avenir Next"/>
                 <w:color w:val="1A1A1A"/>
-                <w:sz w:val="17"/>
+                <w:sz w:val="22"/>
                 <w:szCs w:val="17"/>
               </w:rPr>
               <w:t xml:space="preserve">Step 1: 8   Step 2: 24   Step 3: 20</w:t>
@@ -1327,7 +1332,7 @@
                 <w:rFonts w:ascii="Avenir Next" w:hAnsi="Avenir Next" w:cs="Avenir Next" w:eastAsia="Avenir Next"/>
                 <w:b/>
                 <w:color w:val="1A1A1A"/>
-                <w:sz w:val="17"/>
+                <w:sz w:val="22"/>
                 <w:szCs w:val="17"/>
               </w:rPr>
               <w:t xml:space="preserve">6.</w:t>
@@ -1345,7 +1350,7 @@
               <w:rPr>
                 <w:rFonts w:ascii="Avenir Next" w:hAnsi="Avenir Next" w:cs="Avenir Next" w:eastAsia="Avenir Next"/>
                 <w:color w:val="1A1A1A"/>
-                <w:sz w:val="17"/>
+                <w:sz w:val="22"/>
                 <w:szCs w:val="17"/>
               </w:rPr>
               <w:t xml:space="preserve">a. 50  b. 13  c. 10  d. 1  e. 9  f. 14</w:t>
@@ -1364,7 +1369,7 @@
                 <w:rFonts w:ascii="Avenir Next" w:hAnsi="Avenir Next" w:cs="Avenir Next" w:eastAsia="Avenir Next"/>
                 <w:b/>
                 <w:color w:val="1A1A1A"/>
-                <w:sz w:val="17"/>
+                <w:sz w:val="22"/>
                 <w:szCs w:val="17"/>
               </w:rPr>
               <w:t xml:space="preserve">7.</w:t>
@@ -1383,7 +1388,7 @@
                 <w:rFonts w:ascii="Avenir Next" w:hAnsi="Avenir Next" w:cs="Avenir Next" w:eastAsia="Avenir Next"/>
                 <w:b/>
                 <w:color w:val="1A1A1A"/>
-                <w:sz w:val="17"/>
+                <w:sz w:val="22"/>
                 <w:szCs w:val="17"/>
               </w:rPr>
               <w:t xml:space="preserve">B</w:t>
@@ -1392,7 +1397,7 @@
               <w:rPr>
                 <w:rFonts w:ascii="Avenir Next" w:hAnsi="Avenir Next" w:cs="Avenir Next" w:eastAsia="Avenir Next"/>
                 <w:color w:val="1A1A1A"/>
-                <w:sz w:val="17"/>
+                <w:sz w:val="22"/>
                 <w:szCs w:val="17"/>
               </w:rPr>
               <w:t xml:space="preserve">  (10)</w:t>
@@ -1489,7 +1494,106 @@
               <w:sz w:val="15"/>
               <w:szCs w:val="15"/>
             </w:rPr>
-            <w:t xml:space="preserve">Lesson 6-5  ·  Prerequisite Practice  ·  Answer Key</w:t>
+            <w:t xml:space="preserve">6-5 · Page </w:t>
+          </w:r>
+          <w:r>
+            <w:rPr>
+              <w:rFonts w:ascii="Avenir Next" w:hAnsi="Avenir Next" w:cs="Avenir Next" w:eastAsia="Avenir Next"/>
+              <w:color w:val="5A5F66"/>
+              <w:sz w:val="15"/>
+              <w:szCs w:val="15"/>
+            </w:rPr>
+            <w:fldChar w:fldCharType="begin"/>
+          </w:r>
+          <w:r>
+            <w:rPr>
+              <w:rFonts w:ascii="Avenir Next" w:hAnsi="Avenir Next" w:cs="Avenir Next" w:eastAsia="Avenir Next"/>
+              <w:color w:val="5A5F66"/>
+              <w:sz w:val="15"/>
+              <w:szCs w:val="15"/>
+            </w:rPr>
+            <w:instrText xml:space="preserve"> PAGE </w:instrText>
+          </w:r>
+          <w:r>
+            <w:rPr>
+              <w:rFonts w:ascii="Avenir Next" w:hAnsi="Avenir Next" w:cs="Avenir Next" w:eastAsia="Avenir Next"/>
+              <w:color w:val="5A5F66"/>
+              <w:sz w:val="15"/>
+              <w:szCs w:val="15"/>
+            </w:rPr>
+            <w:fldChar w:fldCharType="separate"/>
+          </w:r>
+          <w:r>
+            <w:rPr>
+              <w:rFonts w:ascii="Avenir Next" w:hAnsi="Avenir Next" w:cs="Avenir Next" w:eastAsia="Avenir Next"/>
+              <w:color w:val="5A5F66"/>
+              <w:sz w:val="15"/>
+              <w:szCs w:val="15"/>
+            </w:rPr>
+            <w:t xml:space="preserve">1</w:t>
+          </w:r>
+          <w:r>
+            <w:rPr>
+              <w:rFonts w:ascii="Avenir Next" w:hAnsi="Avenir Next" w:cs="Avenir Next" w:eastAsia="Avenir Next"/>
+              <w:color w:val="5A5F66"/>
+              <w:sz w:val="15"/>
+              <w:szCs w:val="15"/>
+            </w:rPr>
+            <w:fldChar w:fldCharType="end"/>
+          </w:r>
+          <w:r>
+            <w:rPr>
+              <w:rFonts w:ascii="Avenir Next" w:hAnsi="Avenir Next" w:cs="Avenir Next" w:eastAsia="Avenir Next"/>
+              <w:color w:val="5A5F66"/>
+              <w:sz w:val="15"/>
+              <w:szCs w:val="15"/>
+            </w:rPr>
+            <w:t xml:space="preserve"> of </w:t>
+          </w:r>
+          <w:r>
+            <w:rPr>
+              <w:rFonts w:ascii="Avenir Next" w:hAnsi="Avenir Next" w:cs="Avenir Next" w:eastAsia="Avenir Next"/>
+              <w:color w:val="5A5F66"/>
+              <w:sz w:val="15"/>
+              <w:szCs w:val="15"/>
+            </w:rPr>
+            <w:fldChar w:fldCharType="begin"/>
+          </w:r>
+          <w:r>
+            <w:rPr>
+              <w:rFonts w:ascii="Avenir Next" w:hAnsi="Avenir Next" w:cs="Avenir Next" w:eastAsia="Avenir Next"/>
+              <w:color w:val="5A5F66"/>
+              <w:sz w:val="15"/>
+              <w:szCs w:val="15"/>
+            </w:rPr>
+            <w:instrText xml:space="preserve"> NUMPAGES </w:instrText>
+          </w:r>
+          <w:r>
+            <w:rPr>
+              <w:rFonts w:ascii="Avenir Next" w:hAnsi="Avenir Next" w:cs="Avenir Next" w:eastAsia="Avenir Next"/>
+              <w:color w:val="5A5F66"/>
+              <w:sz w:val="15"/>
+              <w:szCs w:val="15"/>
+            </w:rPr>
+            <w:fldChar w:fldCharType="separate"/>
+          </w:r>
+          <w:r>
+            <w:rPr>
+              <w:rFonts w:ascii="Avenir Next" w:hAnsi="Avenir Next" w:cs="Avenir Next" w:eastAsia="Avenir Next"/>
+              <w:color w:val="5A5F66"/>
+              <w:sz w:val="15"/>
+              <w:szCs w:val="15"/>
+            </w:rPr>
+            <w:t xml:space="preserve">1</w:t>
+          </w:r>
+          <w:r>
+            <w:rPr>
+              <w:rFonts w:ascii="Avenir Next" w:hAnsi="Avenir Next" w:cs="Avenir Next" w:eastAsia="Avenir Next"/>
+              <w:color w:val="5A5F66"/>
+              <w:sz w:val="15"/>
+              <w:szCs w:val="15"/>
+            </w:rPr>
+            <w:fldChar w:fldCharType="end"/>
           </w:r>
         </w:p>
       </w:tc>
@@ -1532,5 +1636,23 @@
       </w:tblCellMar>
     </w:tblPr>
   </w:style>
+  <w:style w:type="paragraph" w:styleId="Heading1">
+    <w:name w:val="heading 1"/>
+    <w:basedOn w:val="Normal"/>
+    <w:pPr>
+      <w:outlineLvl w:val="0"/>
+      <w:keepNext w:val="0"/>
+      <w:keepLines w:val="0"/>
+    </w:pPr>
+  </w:style>
+  <w:style w:type="paragraph" w:styleId="Heading2">
+    <w:name w:val="heading 2"/>
+    <w:basedOn w:val="Normal"/>
+    <w:pPr>
+      <w:outlineLvl w:val="1"/>
+      <w:keepNext w:val="0"/>
+      <w:keepLines w:val="0"/>
+    </w:pPr>
+  </w:style>
 </w:styles>
 </file>